--- a/templates/nasa_giay_xac_nhan_xa_vien_xanh.docx
+++ b/templates/nasa_giay_xac_nhan_xa_vien_xanh.docx
@@ -1,6 +1,6 @@
 
 <file path=word/document.xml><?xml version="1.0" encoding="utf-8"?>
-<w:document xmlns:wpc="http://schemas.microsoft.com/office/word/2010/wordprocessingCanvas" xmlns:cx="http://schemas.microsoft.com/office/drawing/2014/chartex" xmlns:cx1="http://schemas.microsoft.com/office/drawing/2015/9/8/chartex" xmlns:cx2="http://schemas.microsoft.com/office/drawing/2015/10/21/chartex" xmlns:cx3="http://schemas.microsoft.com/office/drawing/2016/5/9/chartex" xmlns:cx4="http://schemas.microsoft.com/office/drawing/2016/5/10/chartex" xmlns:cx5="http://schemas.microsoft.com/office/drawing/2016/5/11/chartex" xmlns:cx6="http://schemas.microsoft.com/office/drawing/2016/5/12/chartex" xmlns:cx7="http://schemas.microsoft.com/office/drawing/2016/5/13/chartex" xmlns:cx8="http://schemas.microsoft.com/office/drawing/2016/5/14/chartex" xmlns:mc="http://schemas.openxmlformats.org/markup-compatibility/2006" xmlns:aink="http://schemas.microsoft.com/office/drawing/2016/ink" xmlns:am3d="http://schemas.microsoft.com/office/drawing/2017/model3d" xmlns:o="urn:schemas-microsoft-com:office:office" xmlns:oel="http://schemas.microsoft.com/office/2019/extlst" xmlns:r="http://schemas.openxmlformats.org/officeDocument/2006/relationships" xmlns:m="http://schemas.openxmlformats.org/officeDocument/2006/math" xmlns:v="urn:schemas-microsoft-com:vml" xmlns:wp14="http://schemas.microsoft.com/office/word/2010/wordprocessingDrawing" xmlns:wp="http://schemas.openxmlformats.org/drawingml/2006/wordprocessingDrawing" xmlns:w10="urn:schemas-microsoft-com:office:word" xmlns:w="http://schemas.openxmlformats.org/wordprocessingml/2006/main" xmlns:w14="http://schemas.microsoft.com/office/word/2010/wordml" xmlns:w15="http://schemas.microsoft.com/office/word/2012/wordml" xmlns:w16cex="http://schemas.microsoft.com/office/word/2018/wordml/cex" xmlns:w16cid="http://schemas.microsoft.com/office/word/2016/wordml/cid" xmlns:w16="http://schemas.microsoft.com/office/word/2018/wordml" xmlns:w16du="http://schemas.microsoft.com/office/word/2023/wordml/word16du" xmlns:w16sdtdh="http://schemas.microsoft.com/office/word/2020/wordml/sdtdatahash" xmlns:w16sdtfl="http://schemas.microsoft.com/office/word/2024/wordml/sdtformatlock" xmlns:w16se="http://schemas.microsoft.com/office/word/2015/wordml/symex" xmlns:wpg="http://schemas.microsoft.com/office/word/2010/wordprocessingGroup" xmlns:wpi="http://schemas.microsoft.com/office/word/2010/wordprocessingInk" xmlns:wne="http://schemas.microsoft.com/office/word/2006/wordml" xmlns:wps="http://schemas.microsoft.com/office/word/2010/wordprocessingShape" mc:Ignorable="w14 w15 w16se w16cid w16 w16cex w16sdtdh w16sdtfl w16du wp14">
+<w:document xmlns:wpc="http://schemas.microsoft.com/office/word/2010/wordprocessingCanvas" xmlns:cx="http://schemas.microsoft.com/office/drawing/2014/chartex" xmlns:cx1="http://schemas.microsoft.com/office/drawing/2015/9/8/chartex" xmlns:cx2="http://schemas.microsoft.com/office/drawing/2015/10/21/chartex" xmlns:cx3="http://schemas.microsoft.com/office/drawing/2016/5/9/chartex" xmlns:cx4="http://schemas.microsoft.com/office/drawing/2016/5/10/chartex" xmlns:cx5="http://schemas.microsoft.com/office/drawing/2016/5/11/chartex" xmlns:cx6="http://schemas.microsoft.com/office/drawing/2016/5/12/chartex" xmlns:cx7="http://schemas.microsoft.com/office/drawing/2016/5/13/chartex" xmlns:cx8="http://schemas.microsoft.com/office/drawing/2016/5/14/chartex" xmlns:mc="http://schemas.openxmlformats.org/markup-compatibility/2006" xmlns:aink="http://schemas.microsoft.com/office/drawing/2016/ink" xmlns:am3d="http://schemas.microsoft.com/office/drawing/2017/model3d" xmlns:o="urn:schemas-microsoft-com:office:office" xmlns:oel="http://schemas.microsoft.com/office/2019/extlst" xmlns:r="http://schemas.openxmlformats.org/officeDocument/2006/relationships" xmlns:m="http://schemas.openxmlformats.org/officeDocument/2006/math" xmlns:v="urn:schemas-microsoft-com:vml" xmlns:wp14="http://schemas.microsoft.com/office/word/2010/wordprocessingDrawing" xmlns:wp="http://schemas.openxmlformats.org/drawingml/2006/wordprocessingDrawing" xmlns:w10="urn:schemas-microsoft-com:office:word" xmlns:w="http://schemas.openxmlformats.org/wordprocessingml/2006/main" xmlns:w14="http://schemas.microsoft.com/office/word/2010/wordml" xmlns:w15="http://schemas.microsoft.com/office/word/2012/wordml" xmlns:w16cex="http://schemas.microsoft.com/office/word/2018/wordml/cex" xmlns:w16cid="http://schemas.microsoft.com/office/word/2016/wordml/cid" xmlns:w16="http://schemas.microsoft.com/office/word/2018/wordml" xmlns:w16sdtdh="http://schemas.microsoft.com/office/word/2020/wordml/sdtdatahash" xmlns:w16se="http://schemas.microsoft.com/office/word/2015/wordml/symex" xmlns:wpg="http://schemas.microsoft.com/office/word/2010/wordprocessingGroup" xmlns:wpi="http://schemas.microsoft.com/office/word/2010/wordprocessingInk" xmlns:wne="http://schemas.microsoft.com/office/word/2006/wordml" xmlns:wps="http://schemas.microsoft.com/office/word/2010/wordprocessingShape" mc:Ignorable="w14 w15 w16se w16cid w16 w16cex w16sdtdh wp14">
   <w:body>
     <w:tbl>
       <w:tblPr>
@@ -185,7 +185,6 @@
         </w:tc>
       </w:tr>
     </w:tbl>
-    <w:p/>
     <w:p>
       <w:pPr>
         <w:jc w:val="center"/>
@@ -677,6 +676,7 @@
     <w:p>
       <w:pPr>
         <w:spacing w:line="276" w:lineRule="auto"/>
+        <w:ind w:firstLine="720"/>
         <w:rPr>
           <w:sz w:val="24"/>
           <w:szCs w:val="24"/>
@@ -688,16 +688,30 @@
           <w:sz w:val="24"/>
           <w:szCs w:val="24"/>
         </w:rPr>
-        <w:tab/>
-        <w:t>- Số tài khoản ngân hàng:</w:t>
-      </w:r>
-      <w:r>
-        <w:rPr>
-          <w:sz w:val="24"/>
-          <w:szCs w:val="24"/>
-          <w:lang w:val="en-US"/>
-        </w:rPr>
-        <w:t>…………………………………….</w:t>
+        <w:t>- Số tài khoản ngân hàng</w:t>
+      </w:r>
+      <w:r>
+        <w:rPr>
+          <w:sz w:val="24"/>
+          <w:szCs w:val="24"/>
+          <w:lang w:val="en-US"/>
+        </w:rPr>
+        <w:t>:{{</w:t>
+      </w:r>
+      <w:r>
+        <w:rPr>
+          <w:sz w:val="24"/>
+          <w:szCs w:val="24"/>
+        </w:rPr>
+        <w:t>soTaiKhoanNganHang</w:t>
+      </w:r>
+      <w:r>
+        <w:rPr>
+          <w:sz w:val="24"/>
+          <w:szCs w:val="24"/>
+          <w:lang w:val="en-US"/>
+        </w:rPr>
+        <w:t>}}</w:t>
       </w:r>
     </w:p>
     <w:p>
@@ -706,6 +720,7 @@
         <w:rPr>
           <w:sz w:val="24"/>
           <w:szCs w:val="24"/>
+          <w:lang w:val="en-US"/>
         </w:rPr>
       </w:pPr>
       <w:r>
@@ -730,7 +745,22 @@
           <w:szCs w:val="24"/>
           <w:lang w:val="en-US"/>
         </w:rPr>
-        <w:t>…………………………………….</w:t>
+        <w:t>{{</w:t>
+      </w:r>
+      <w:r>
+        <w:rPr>
+          <w:sz w:val="24"/>
+          <w:szCs w:val="24"/>
+        </w:rPr>
+        <w:t>tenNganHang</w:t>
+      </w:r>
+      <w:r>
+        <w:rPr>
+          <w:sz w:val="24"/>
+          <w:szCs w:val="24"/>
+          <w:lang w:val="en-US"/>
+        </w:rPr>
+        <w:t>}}</w:t>
       </w:r>
     </w:p>
     <w:p>
@@ -739,6 +769,7 @@
         <w:rPr>
           <w:sz w:val="24"/>
           <w:szCs w:val="24"/>
+          <w:lang w:val="en-US"/>
         </w:rPr>
       </w:pPr>
       <w:r>
@@ -763,7 +794,22 @@
           <w:szCs w:val="24"/>
           <w:lang w:val="en-US"/>
         </w:rPr>
-        <w:t>…………………………………….</w:t>
+        <w:t>{{</w:t>
+      </w:r>
+      <w:r>
+        <w:rPr>
+          <w:sz w:val="24"/>
+          <w:szCs w:val="24"/>
+        </w:rPr>
+        <w:t>mstDoanhNghiep</w:t>
+      </w:r>
+      <w:r>
+        <w:rPr>
+          <w:sz w:val="24"/>
+          <w:szCs w:val="24"/>
+          <w:lang w:val="en-US"/>
+        </w:rPr>
+        <w:t>}}</w:t>
       </w:r>
     </w:p>
     <w:p>
@@ -1057,7 +1103,6 @@
                 <w:bCs/>
                 <w:lang w:val="en-US"/>
               </w:rPr>
-              <w:lastRenderedPageBreak/>
               <w:t>{{nguoiDaiDienDonViHTX}}</w:t>
             </w:r>
           </w:p>
@@ -1088,7 +1133,7 @@
     </w:p>
     <w:sectPr>
       <w:pgSz w:w="11907" w:h="16840" w:code="9"/>
-      <w:pgMar w:top="1134" w:right="1134" w:bottom="1134" w:left="1701" w:header="720" w:footer="720" w:gutter="0"/>
+      <w:pgMar w:top="1134" w:right="1134" w:bottom="284" w:left="1701" w:header="720" w:footer="720" w:gutter="0"/>
       <w:cols w:space="720"/>
       <w:docGrid w:linePitch="360"/>
     </w:sectPr>
@@ -1097,7 +1142,7 @@
 </file>
 
 <file path=word/styles.xml><?xml version="1.0" encoding="utf-8"?>
-<w:styles xmlns:mc="http://schemas.openxmlformats.org/markup-compatibility/2006" xmlns:r="http://schemas.openxmlformats.org/officeDocument/2006/relationships" xmlns:w="http://schemas.openxmlformats.org/wordprocessingml/2006/main" xmlns:w14="http://schemas.microsoft.com/office/word/2010/wordml" xmlns:w15="http://schemas.microsoft.com/office/word/2012/wordml" xmlns:w16cex="http://schemas.microsoft.com/office/word/2018/wordml/cex" xmlns:w16cid="http://schemas.microsoft.com/office/word/2016/wordml/cid" xmlns:w16="http://schemas.microsoft.com/office/word/2018/wordml" xmlns:w16du="http://schemas.microsoft.com/office/word/2023/wordml/word16du" xmlns:w16sdtdh="http://schemas.microsoft.com/office/word/2020/wordml/sdtdatahash" xmlns:w16sdtfl="http://schemas.microsoft.com/office/word/2024/wordml/sdtformatlock" xmlns:w16se="http://schemas.microsoft.com/office/word/2015/wordml/symex" mc:Ignorable="w14 w15 w16se w16cid w16 w16cex w16sdtdh w16sdtfl w16du">
+<w:styles xmlns:mc="http://schemas.openxmlformats.org/markup-compatibility/2006" xmlns:r="http://schemas.openxmlformats.org/officeDocument/2006/relationships" xmlns:w="http://schemas.openxmlformats.org/wordprocessingml/2006/main" xmlns:w14="http://schemas.microsoft.com/office/word/2010/wordml" xmlns:w15="http://schemas.microsoft.com/office/word/2012/wordml" xmlns:w16cex="http://schemas.microsoft.com/office/word/2018/wordml/cex" xmlns:w16cid="http://schemas.microsoft.com/office/word/2016/wordml/cid" xmlns:w16="http://schemas.microsoft.com/office/word/2018/wordml" xmlns:w16sdtdh="http://schemas.microsoft.com/office/word/2020/wordml/sdtdatahash" xmlns:w16se="http://schemas.microsoft.com/office/word/2015/wordml/symex" mc:Ignorable="w14 w15 w16se w16cid w16 w16cex w16sdtdh">
   <w:docDefaults>
     <w:rPrDefault>
       <w:rPr>
